--- a/docs/week05/02_主要用例规约.docx
+++ b/docs/week05/02_主要用例规约.docx
@@ -1814,17 +1814,18 @@
           <w:p>
             <w:pPr>
               <w:rPr>
-                <w:rFonts w:ascii="黑体" w:eastAsia="黑体" w:hAnsi="黑体" w:hint="eastAsia"/>
+                <w:rFonts w:ascii="黑体" w:hAnsi="黑体" w:eastAsia="黑体"/>
                 <w:color w:val="000000" w:themeColor="text1"/>
               </w:rPr>
             </w:pPr>
             <w:r>
               <w:rPr>
-                <w:rFonts w:ascii="黑体" w:eastAsia="黑体" w:hAnsi="黑体"/>
-                <w:color w:val="000000" w:themeColor="text1"/>
-                <w:sz w:val="20"/>
-              </w:rPr>
-              <w:t>系统（被 UC-03、UC-06、UC-12 包含）</w:t>
+                <w:rFonts w:ascii="黑体" w:hAnsi="黑体" w:eastAsia="黑体" w:cs="黑体" w:csTheme="minorBidi"/>
+                <w:color w:val="000000" w:themeColor="text1"/>
+                <w:sz w:val="20"/>
+                <w:szCs w:val="22"/>
+              </w:rPr>
+              <w:t>系统（被 UC-03 包含）</w:t>
             </w:r>
           </w:p>
         </w:tc>
@@ -1863,19 +1864,18 @@
           <w:p>
             <w:pPr>
               <w:rPr>
-                <w:rFonts w:ascii="黑体" w:eastAsia="黑体" w:hAnsi="黑体" w:hint="eastAsia"/>
-                <w:color w:val="000000" w:themeColor="text1"/>
-                <w:lang w:eastAsia="zh-CN"/>
+                <w:rFonts w:ascii="黑体" w:hAnsi="黑体" w:eastAsia="黑体"/>
+                <w:color w:val="000000" w:themeColor="text1"/>
               </w:rPr>
             </w:pPr>
             <w:r>
               <w:rPr>
-                <w:rFonts w:ascii="黑体" w:eastAsia="黑体" w:hAnsi="黑体"/>
-                <w:color w:val="000000" w:themeColor="text1"/>
-                <w:sz w:val="20"/>
-                <w:lang w:eastAsia="zh-CN"/>
-              </w:rPr>
-              <w:t>用户提交预约申请，或管理员审核待审核预约</w:t>
+                <w:rFonts w:ascii="黑体" w:hAnsi="黑体" w:eastAsia="黑体" w:cs="黑体" w:csTheme="minorBidi"/>
+                <w:color w:val="000000" w:themeColor="text1"/>
+                <w:sz w:val="20"/>
+                <w:szCs w:val="22"/>
+              </w:rPr>
+              <w:t>用户提交预约申请</w:t>
             </w:r>
           </w:p>
         </w:tc>
